--- a/tarea1 dylan muñoz.docx
+++ b/tarea1 dylan muñoz.docx
@@ -173,6 +173,7 @@
                 <w:sz w:val="24"/>
               </w:rPr>
             </w:pPr>
+            <w:proofErr w:type="gramStart"/>
             <w:r>
               <w:rPr>
                 <w:sz w:val="24"/>
@@ -199,6 +200,7 @@
               </w:rPr>
               <w:t>muerte?</w:t>
             </w:r>
+            <w:proofErr w:type="gramEnd"/>
           </w:p>
         </w:tc>
         <w:tc>
@@ -506,7 +508,21 @@
               <w:rPr>
                 <w:sz w:val="24"/>
               </w:rPr>
-              <w:t>Realice un query que consulte</w:t>
+              <w:t xml:space="preserve">Realice un </w:t>
+            </w:r>
+            <w:proofErr w:type="spellStart"/>
+            <w:r>
+              <w:rPr>
+                <w:sz w:val="24"/>
+              </w:rPr>
+              <w:t>query</w:t>
+            </w:r>
+            <w:proofErr w:type="spellEnd"/>
+            <w:r>
+              <w:rPr>
+                <w:sz w:val="24"/>
+              </w:rPr>
+              <w:t xml:space="preserve"> que consulte</w:t>
             </w:r>
             <w:r>
               <w:rPr>
@@ -1198,7 +1214,35 @@
               <w:rPr>
                 <w:sz w:val="24"/>
               </w:rPr>
-              <w:t>SELECT soc_numero, soc_nombre,</w:t>
+              <w:t xml:space="preserve">SELECT </w:t>
+            </w:r>
+            <w:proofErr w:type="spellStart"/>
+            <w:r>
+              <w:rPr>
+                <w:sz w:val="24"/>
+              </w:rPr>
+              <w:t>soc_numero</w:t>
+            </w:r>
+            <w:proofErr w:type="spellEnd"/>
+            <w:r>
+              <w:rPr>
+                <w:sz w:val="24"/>
+              </w:rPr>
+              <w:t xml:space="preserve">, </w:t>
+            </w:r>
+            <w:proofErr w:type="spellStart"/>
+            <w:r>
+              <w:rPr>
+                <w:sz w:val="24"/>
+              </w:rPr>
+              <w:t>soc_nombre</w:t>
+            </w:r>
+            <w:proofErr w:type="spellEnd"/>
+            <w:r>
+              <w:rPr>
+                <w:sz w:val="24"/>
+              </w:rPr>
+              <w:t>,</w:t>
             </w:r>
             <w:r>
               <w:rPr>
@@ -1207,11 +1251,19 @@
               </w:rPr>
               <w:t xml:space="preserve"> </w:t>
             </w:r>
-            <w:r>
-              <w:rPr>
-                <w:sz w:val="24"/>
-              </w:rPr>
-              <w:t>soc_apellido,</w:t>
+            <w:proofErr w:type="spellStart"/>
+            <w:r>
+              <w:rPr>
+                <w:sz w:val="24"/>
+              </w:rPr>
+              <w:t>soc_apellido</w:t>
+            </w:r>
+            <w:proofErr w:type="spellEnd"/>
+            <w:r>
+              <w:rPr>
+                <w:sz w:val="24"/>
+              </w:rPr>
+              <w:t>,</w:t>
             </w:r>
             <w:r>
               <w:rPr>
@@ -1220,12 +1272,30 @@
               </w:rPr>
               <w:t xml:space="preserve"> </w:t>
             </w:r>
-            <w:r>
-              <w:rPr>
-                <w:sz w:val="24"/>
-              </w:rPr>
-              <w:t>pres_id FROM socio,prestamo</w:t>
-            </w:r>
+            <w:proofErr w:type="spellStart"/>
+            <w:r>
+              <w:rPr>
+                <w:sz w:val="24"/>
+              </w:rPr>
+              <w:t>pres_id</w:t>
+            </w:r>
+            <w:proofErr w:type="spellEnd"/>
+            <w:r>
+              <w:rPr>
+                <w:sz w:val="24"/>
+              </w:rPr>
+              <w:t xml:space="preserve"> FROM </w:t>
+            </w:r>
+            <w:proofErr w:type="spellStart"/>
+            <w:proofErr w:type="gramStart"/>
+            <w:r>
+              <w:rPr>
+                <w:sz w:val="24"/>
+              </w:rPr>
+              <w:t>socio,prestamo</w:t>
+            </w:r>
+            <w:proofErr w:type="spellEnd"/>
+            <w:proofErr w:type="gramEnd"/>
           </w:p>
           <w:p>
             <w:pPr>
@@ -1251,12 +1321,37 @@
                 <w:sz w:val="24"/>
               </w:rPr>
             </w:pPr>
+            <w:proofErr w:type="spellStart"/>
             <w:r>
               <w:rPr>
                 <w:spacing w:val="-2"/>
                 <w:sz w:val="24"/>
               </w:rPr>
-              <w:t>soc_numero=soc_cop_numero;</w:t>
+              <w:t>soc_numero</w:t>
+            </w:r>
+            <w:proofErr w:type="spellEnd"/>
+            <w:r>
+              <w:rPr>
+                <w:spacing w:val="-2"/>
+                <w:sz w:val="24"/>
+              </w:rPr>
+              <w:t>=</w:t>
+            </w:r>
+            <w:proofErr w:type="spellStart"/>
+            <w:r>
+              <w:rPr>
+                <w:spacing w:val="-2"/>
+                <w:sz w:val="24"/>
+              </w:rPr>
+              <w:t>soc_cop_numero</w:t>
+            </w:r>
+            <w:proofErr w:type="spellEnd"/>
+            <w:r>
+              <w:rPr>
+                <w:spacing w:val="-2"/>
+                <w:sz w:val="24"/>
+              </w:rPr>
+              <w:t>;</w:t>
             </w:r>
           </w:p>
         </w:tc>
@@ -1436,11 +1531,19 @@
               </w:rPr>
               <w:t xml:space="preserve"> </w:t>
             </w:r>
-            <w:r>
-              <w:rPr>
-                <w:sz w:val="24"/>
-              </w:rPr>
-              <w:t>lib_titulo,</w:t>
+            <w:proofErr w:type="spellStart"/>
+            <w:r>
+              <w:rPr>
+                <w:sz w:val="24"/>
+              </w:rPr>
+              <w:t>lib_titulo</w:t>
+            </w:r>
+            <w:proofErr w:type="spellEnd"/>
+            <w:r>
+              <w:rPr>
+                <w:sz w:val="24"/>
+              </w:rPr>
+              <w:t>,</w:t>
             </w:r>
             <w:r>
               <w:rPr>
@@ -1449,19 +1552,45 @@
               </w:rPr>
               <w:t xml:space="preserve"> </w:t>
             </w:r>
-            <w:r>
-              <w:rPr>
-                <w:sz w:val="24"/>
-              </w:rPr>
-              <w:t xml:space="preserve">soc_nombre, </w:t>
-            </w:r>
+            <w:proofErr w:type="spellStart"/>
+            <w:r>
+              <w:rPr>
+                <w:sz w:val="24"/>
+              </w:rPr>
+              <w:t>soc_nombre</w:t>
+            </w:r>
+            <w:proofErr w:type="spellEnd"/>
+            <w:r>
+              <w:rPr>
+                <w:sz w:val="24"/>
+              </w:rPr>
+              <w:t xml:space="preserve">, </w:t>
+            </w:r>
+            <w:proofErr w:type="spellStart"/>
             <w:r>
               <w:rPr>
                 <w:spacing w:val="-2"/>
                 <w:sz w:val="24"/>
               </w:rPr>
-              <w:t>pres_fecha_prestamo, pres_fecha_devolucion</w:t>
-            </w:r>
+              <w:t>pres_fecha_prestamo</w:t>
+            </w:r>
+            <w:proofErr w:type="spellEnd"/>
+            <w:r>
+              <w:rPr>
+                <w:spacing w:val="-2"/>
+                <w:sz w:val="24"/>
+              </w:rPr>
+              <w:t xml:space="preserve">, </w:t>
+            </w:r>
+            <w:proofErr w:type="spellStart"/>
+            <w:r>
+              <w:rPr>
+                <w:spacing w:val="-2"/>
+                <w:sz w:val="24"/>
+              </w:rPr>
+              <w:t>pres_fecha_devolucion</w:t>
+            </w:r>
+            <w:proofErr w:type="spellEnd"/>
           </w:p>
           <w:p>
             <w:pPr>
@@ -1475,8 +1604,30 @@
               <w:rPr>
                 <w:sz w:val="24"/>
               </w:rPr>
-              <w:t>FROM prestamo, libro, socio where</w:t>
-            </w:r>
+              <w:t xml:space="preserve">FROM </w:t>
+            </w:r>
+            <w:proofErr w:type="spellStart"/>
+            <w:r>
+              <w:rPr>
+                <w:sz w:val="24"/>
+              </w:rPr>
+              <w:t>prestamo</w:t>
+            </w:r>
+            <w:proofErr w:type="spellEnd"/>
+            <w:r>
+              <w:rPr>
+                <w:sz w:val="24"/>
+              </w:rPr>
+              <w:t xml:space="preserve">, libro, socio </w:t>
+            </w:r>
+            <w:proofErr w:type="spellStart"/>
+            <w:r>
+              <w:rPr>
+                <w:sz w:val="24"/>
+              </w:rPr>
+              <w:t>where</w:t>
+            </w:r>
+            <w:proofErr w:type="spellEnd"/>
             <w:r>
               <w:rPr>
                 <w:spacing w:val="-17"/>
@@ -1484,12 +1635,28 @@
               </w:rPr>
               <w:t xml:space="preserve"> </w:t>
             </w:r>
-            <w:r>
-              <w:rPr>
-                <w:sz w:val="24"/>
-              </w:rPr>
-              <w:t>lib_isbn=lib_cop_isbn</w:t>
-            </w:r>
+            <w:proofErr w:type="spellStart"/>
+            <w:r>
+              <w:rPr>
+                <w:sz w:val="24"/>
+              </w:rPr>
+              <w:t>lib_isbn</w:t>
+            </w:r>
+            <w:proofErr w:type="spellEnd"/>
+            <w:r>
+              <w:rPr>
+                <w:sz w:val="24"/>
+              </w:rPr>
+              <w:t>=</w:t>
+            </w:r>
+            <w:proofErr w:type="spellStart"/>
+            <w:r>
+              <w:rPr>
+                <w:sz w:val="24"/>
+              </w:rPr>
+              <w:t>lib_cop_isbn</w:t>
+            </w:r>
+            <w:proofErr w:type="spellEnd"/>
             <w:r>
               <w:rPr>
                 <w:spacing w:val="-17"/>
@@ -1503,12 +1670,37 @@
               </w:rPr>
               <w:t xml:space="preserve">and </w:t>
             </w:r>
+            <w:proofErr w:type="spellStart"/>
             <w:r>
               <w:rPr>
                 <w:spacing w:val="-2"/>
                 <w:sz w:val="24"/>
               </w:rPr>
-              <w:t>soc_numero=soc_cop_numero;</w:t>
+              <w:t>soc_numero</w:t>
+            </w:r>
+            <w:proofErr w:type="spellEnd"/>
+            <w:r>
+              <w:rPr>
+                <w:spacing w:val="-2"/>
+                <w:sz w:val="24"/>
+              </w:rPr>
+              <w:t>=</w:t>
+            </w:r>
+            <w:proofErr w:type="spellStart"/>
+            <w:r>
+              <w:rPr>
+                <w:spacing w:val="-2"/>
+                <w:sz w:val="24"/>
+              </w:rPr>
+              <w:t>soc_cop_numero</w:t>
+            </w:r>
+            <w:proofErr w:type="spellEnd"/>
+            <w:r>
+              <w:rPr>
+                <w:spacing w:val="-2"/>
+                <w:sz w:val="24"/>
+              </w:rPr>
+              <w:t>;</w:t>
             </w:r>
           </w:p>
         </w:tc>
@@ -1694,12 +1886,35 @@
               </w:rPr>
               <w:t xml:space="preserve"> </w:t>
             </w:r>
-            <w:r>
-              <w:rPr>
-                <w:sz w:val="24"/>
-              </w:rPr>
-              <w:t xml:space="preserve">lib_isbn,aut_apellido, </w:t>
-            </w:r>
+            <w:proofErr w:type="spellStart"/>
+            <w:r>
+              <w:rPr>
+                <w:sz w:val="24"/>
+              </w:rPr>
+              <w:t>lib_</w:t>
+            </w:r>
+            <w:proofErr w:type="gramStart"/>
+            <w:r>
+              <w:rPr>
+                <w:sz w:val="24"/>
+              </w:rPr>
+              <w:t>isbn,aut</w:t>
+            </w:r>
+            <w:proofErr w:type="gramEnd"/>
+            <w:r>
+              <w:rPr>
+                <w:sz w:val="24"/>
+              </w:rPr>
+              <w:t>_apellido</w:t>
+            </w:r>
+            <w:proofErr w:type="spellEnd"/>
+            <w:r>
+              <w:rPr>
+                <w:sz w:val="24"/>
+              </w:rPr>
+              <w:t xml:space="preserve">, </w:t>
+            </w:r>
+            <w:proofErr w:type="spellStart"/>
             <w:r>
               <w:rPr>
                 <w:spacing w:val="-2"/>
@@ -1707,6 +1922,7 @@
               </w:rPr>
               <w:t>tipo_autor</w:t>
             </w:r>
+            <w:proofErr w:type="spellEnd"/>
           </w:p>
           <w:p>
             <w:pPr>
@@ -1716,11 +1932,41 @@
                 <w:sz w:val="24"/>
               </w:rPr>
             </w:pPr>
-            <w:r>
-              <w:rPr>
-                <w:sz w:val="24"/>
-              </w:rPr>
-              <w:t>from libro, autor,tipo_autores WHERE</w:t>
+            <w:proofErr w:type="spellStart"/>
+            <w:r>
+              <w:rPr>
+                <w:sz w:val="24"/>
+              </w:rPr>
+              <w:t>from</w:t>
+            </w:r>
+            <w:proofErr w:type="spellEnd"/>
+            <w:r>
+              <w:rPr>
+                <w:sz w:val="24"/>
+              </w:rPr>
+              <w:t xml:space="preserve"> libro, </w:t>
+            </w:r>
+            <w:proofErr w:type="spellStart"/>
+            <w:proofErr w:type="gramStart"/>
+            <w:r>
+              <w:rPr>
+                <w:sz w:val="24"/>
+              </w:rPr>
+              <w:t>autor,tipo</w:t>
+            </w:r>
+            <w:proofErr w:type="gramEnd"/>
+            <w:r>
+              <w:rPr>
+                <w:sz w:val="24"/>
+              </w:rPr>
+              <w:t>_autores</w:t>
+            </w:r>
+            <w:proofErr w:type="spellEnd"/>
+            <w:r>
+              <w:rPr>
+                <w:sz w:val="24"/>
+              </w:rPr>
+              <w:t xml:space="preserve"> WHERE</w:t>
             </w:r>
             <w:r>
               <w:rPr>
@@ -1729,12 +1975,28 @@
               </w:rPr>
               <w:t xml:space="preserve"> </w:t>
             </w:r>
-            <w:r>
-              <w:rPr>
-                <w:sz w:val="24"/>
-              </w:rPr>
-              <w:t>lib_isbn=cop_isbn</w:t>
-            </w:r>
+            <w:proofErr w:type="spellStart"/>
+            <w:r>
+              <w:rPr>
+                <w:sz w:val="24"/>
+              </w:rPr>
+              <w:t>lib_isbn</w:t>
+            </w:r>
+            <w:proofErr w:type="spellEnd"/>
+            <w:r>
+              <w:rPr>
+                <w:sz w:val="24"/>
+              </w:rPr>
+              <w:t>=</w:t>
+            </w:r>
+            <w:proofErr w:type="spellStart"/>
+            <w:r>
+              <w:rPr>
+                <w:sz w:val="24"/>
+              </w:rPr>
+              <w:t>cop_isbn</w:t>
+            </w:r>
+            <w:proofErr w:type="spellEnd"/>
             <w:r>
               <w:rPr>
                 <w:spacing w:val="-17"/>
@@ -1748,12 +2010,21 @@
               </w:rPr>
               <w:t xml:space="preserve">and </w:t>
             </w:r>
+            <w:proofErr w:type="spellStart"/>
             <w:r>
               <w:rPr>
                 <w:spacing w:val="-2"/>
                 <w:sz w:val="24"/>
               </w:rPr>
-              <w:t>tipo_autor='traductor';</w:t>
+              <w:t>tipo_autor</w:t>
+            </w:r>
+            <w:proofErr w:type="spellEnd"/>
+            <w:r>
+              <w:rPr>
+                <w:spacing w:val="-2"/>
+                <w:sz w:val="24"/>
+              </w:rPr>
+              <w:t>='traductor';</w:t>
             </w:r>
           </w:p>
         </w:tc>
@@ -1929,11 +2200,33 @@
               </w:rPr>
               <w:t xml:space="preserve"> </w:t>
             </w:r>
-            <w:r>
-              <w:rPr>
-                <w:sz w:val="24"/>
-              </w:rPr>
-              <w:t xml:space="preserve">présta mos y los ordene por apellido de </w:t>
+            <w:proofErr w:type="spellStart"/>
+            <w:r>
+              <w:rPr>
+                <w:sz w:val="24"/>
+              </w:rPr>
+              <w:t>présta</w:t>
+            </w:r>
+            <w:proofErr w:type="spellEnd"/>
+            <w:r>
+              <w:rPr>
+                <w:sz w:val="24"/>
+              </w:rPr>
+              <w:t xml:space="preserve"> </w:t>
+            </w:r>
+            <w:proofErr w:type="spellStart"/>
+            <w:r>
+              <w:rPr>
+                <w:sz w:val="24"/>
+              </w:rPr>
+              <w:t>mos</w:t>
+            </w:r>
+            <w:proofErr w:type="spellEnd"/>
+            <w:r>
+              <w:rPr>
+                <w:sz w:val="24"/>
+              </w:rPr>
+              <w:t xml:space="preserve"> y los ordene por apellido de </w:t>
             </w:r>
             <w:r>
               <w:rPr>
@@ -2260,15 +2553,118 @@
               <w:rPr>
                 <w:sz w:val="24"/>
               </w:rPr>
-              <w:t xml:space="preserve">SELECT s.soc_apellido, s.soc_nombre, s.soc_numero, </w:t>
-            </w:r>
+              <w:t xml:space="preserve">SELECT </w:t>
+            </w:r>
+            <w:proofErr w:type="spellStart"/>
+            <w:r>
+              <w:rPr>
+                <w:sz w:val="24"/>
+              </w:rPr>
+              <w:t>s.soc_apellido</w:t>
+            </w:r>
+            <w:proofErr w:type="spellEnd"/>
+            <w:r>
+              <w:rPr>
+                <w:sz w:val="24"/>
+              </w:rPr>
+              <w:t xml:space="preserve">, </w:t>
+            </w:r>
+            <w:proofErr w:type="spellStart"/>
+            <w:r>
+              <w:rPr>
+                <w:sz w:val="24"/>
+              </w:rPr>
+              <w:t>s.soc_nombre</w:t>
+            </w:r>
+            <w:proofErr w:type="spellEnd"/>
+            <w:r>
+              <w:rPr>
+                <w:sz w:val="24"/>
+              </w:rPr>
+              <w:t xml:space="preserve">, </w:t>
+            </w:r>
+            <w:proofErr w:type="spellStart"/>
+            <w:r>
+              <w:rPr>
+                <w:sz w:val="24"/>
+              </w:rPr>
+              <w:t>s.soc_numero</w:t>
+            </w:r>
+            <w:proofErr w:type="spellEnd"/>
+            <w:r>
+              <w:rPr>
+                <w:sz w:val="24"/>
+              </w:rPr>
+              <w:t xml:space="preserve">, </w:t>
+            </w:r>
+            <w:proofErr w:type="spellStart"/>
+            <w:proofErr w:type="gramStart"/>
             <w:r>
               <w:rPr>
                 <w:spacing w:val="-2"/>
                 <w:sz w:val="24"/>
               </w:rPr>
-              <w:t>p.PRES_ID, p.PRES_FECHA_PRESTAMO, p.PRES_FECHA_DEVOLUCION</w:t>
-            </w:r>
+              <w:t>p.PRES</w:t>
+            </w:r>
+            <w:proofErr w:type="gramEnd"/>
+            <w:r>
+              <w:rPr>
+                <w:spacing w:val="-2"/>
+                <w:sz w:val="24"/>
+              </w:rPr>
+              <w:t>_ID</w:t>
+            </w:r>
+            <w:proofErr w:type="spellEnd"/>
+            <w:r>
+              <w:rPr>
+                <w:spacing w:val="-2"/>
+                <w:sz w:val="24"/>
+              </w:rPr>
+              <w:t xml:space="preserve">, </w:t>
+            </w:r>
+            <w:proofErr w:type="spellStart"/>
+            <w:proofErr w:type="gramStart"/>
+            <w:r>
+              <w:rPr>
+                <w:spacing w:val="-2"/>
+                <w:sz w:val="24"/>
+              </w:rPr>
+              <w:t>p.PRES</w:t>
+            </w:r>
+            <w:proofErr w:type="gramEnd"/>
+            <w:r>
+              <w:rPr>
+                <w:spacing w:val="-2"/>
+                <w:sz w:val="24"/>
+              </w:rPr>
+              <w:t>_FECHA_PRESTAMO</w:t>
+            </w:r>
+            <w:proofErr w:type="spellEnd"/>
+            <w:r>
+              <w:rPr>
+                <w:spacing w:val="-2"/>
+                <w:sz w:val="24"/>
+              </w:rPr>
+              <w:t xml:space="preserve">, </w:t>
+            </w:r>
+            <w:proofErr w:type="spellStart"/>
+            <w:proofErr w:type="gramStart"/>
+            <w:r>
+              <w:rPr>
+                <w:spacing w:val="-2"/>
+                <w:sz w:val="24"/>
+              </w:rPr>
+              <w:t>p.PRES</w:t>
+            </w:r>
+            <w:proofErr w:type="gramEnd"/>
+            <w:r>
+              <w:rPr>
+                <w:spacing w:val="-2"/>
+                <w:sz w:val="24"/>
+              </w:rPr>
+              <w:t>_FECHA_DEVOLUCION</w:t>
+            </w:r>
+            <w:proofErr w:type="spellEnd"/>
           </w:p>
           <w:p>
             <w:pPr>
@@ -2278,12 +2674,14 @@
                 <w:sz w:val="24"/>
               </w:rPr>
             </w:pPr>
+            <w:proofErr w:type="spellStart"/>
             <w:r>
               <w:rPr>
                 <w:sz w:val="24"/>
               </w:rPr>
               <w:t>from</w:t>
             </w:r>
+            <w:proofErr w:type="spellEnd"/>
             <w:r>
               <w:rPr>
                 <w:spacing w:val="-7"/>
@@ -2321,12 +2719,14 @@
                 <w:sz w:val="24"/>
               </w:rPr>
             </w:pPr>
+            <w:proofErr w:type="spellStart"/>
             <w:r>
               <w:rPr>
                 <w:sz w:val="24"/>
               </w:rPr>
               <w:t>left</w:t>
             </w:r>
+            <w:proofErr w:type="spellEnd"/>
             <w:r>
               <w:rPr>
                 <w:spacing w:val="-15"/>
@@ -2334,12 +2734,14 @@
               </w:rPr>
               <w:t xml:space="preserve"> </w:t>
             </w:r>
+            <w:proofErr w:type="spellStart"/>
             <w:r>
               <w:rPr>
                 <w:sz w:val="24"/>
               </w:rPr>
               <w:t>join</w:t>
             </w:r>
+            <w:proofErr w:type="spellEnd"/>
             <w:r>
               <w:rPr>
                 <w:spacing w:val="-15"/>
@@ -2347,12 +2749,14 @@
               </w:rPr>
               <w:t xml:space="preserve"> </w:t>
             </w:r>
+            <w:proofErr w:type="spellStart"/>
             <w:r>
               <w:rPr>
                 <w:sz w:val="24"/>
               </w:rPr>
               <w:t>prestamo</w:t>
             </w:r>
+            <w:proofErr w:type="spellEnd"/>
             <w:r>
               <w:rPr>
                 <w:spacing w:val="-15"/>
@@ -2366,6 +2770,7 @@
               </w:rPr>
               <w:t xml:space="preserve">p </w:t>
             </w:r>
+            <w:proofErr w:type="spellStart"/>
             <w:r>
               <w:rPr>
                 <w:spacing w:val="-6"/>
@@ -2373,6 +2778,7 @@
               </w:rPr>
               <w:t>on</w:t>
             </w:r>
+            <w:proofErr w:type="spellEnd"/>
           </w:p>
           <w:p>
             <w:pPr>
@@ -2382,13 +2788,31 @@
                 <w:sz w:val="24"/>
               </w:rPr>
             </w:pPr>
+            <w:proofErr w:type="spellStart"/>
             <w:r>
               <w:rPr>
                 <w:spacing w:val="-2"/>
                 <w:sz w:val="24"/>
               </w:rPr>
-              <w:t>s.soc_numero=soc_cop_numero</w:t>
-            </w:r>
+              <w:t>s.soc_numero</w:t>
+            </w:r>
+            <w:proofErr w:type="spellEnd"/>
+            <w:r>
+              <w:rPr>
+                <w:spacing w:val="-2"/>
+                <w:sz w:val="24"/>
+              </w:rPr>
+              <w:t>=</w:t>
+            </w:r>
+            <w:proofErr w:type="spellStart"/>
+            <w:r>
+              <w:rPr>
+                <w:spacing w:val="-2"/>
+                <w:sz w:val="24"/>
+              </w:rPr>
+              <w:t>soc_cop_numero</w:t>
+            </w:r>
+            <w:proofErr w:type="spellEnd"/>
           </w:p>
         </w:tc>
         <w:tc>
@@ -2481,6 +2905,7 @@
             </w:pPr>
             <w:r>
               <w:rPr>
+                <w:noProof/>
                 <w:sz w:val="24"/>
               </w:rPr>
               <w:drawing>
@@ -2634,6 +3059,7 @@
             </w:pPr>
             <w:r>
               <w:rPr>
+                <w:noProof/>
                 <w:sz w:val="24"/>
               </w:rPr>
               <w:drawing>
@@ -2787,6 +3213,7 @@
             </w:pPr>
             <w:r>
               <w:rPr>
+                <w:noProof/>
                 <w:sz w:val="24"/>
               </w:rPr>
               <w:drawing>
@@ -2945,25 +3372,117 @@
                 <w:sz w:val="24"/>
               </w:rPr>
             </w:pPr>
-            <w:r>
-              <w:rPr>
-                <w:sz w:val="24"/>
-              </w:rPr>
-              <w:t>socio(SOC_NUMERO,SOC_NOMBRE,SOC_APELLIDO,SOC_DIRECCION,SOC_TELEFONO)</w:t>
-            </w:r>
-          </w:p>
-          <w:p>
-            <w:pPr>
-              <w:pStyle w:val="TableParagraph"/>
-              <w:rPr>
-                <w:sz w:val="24"/>
-              </w:rPr>
-            </w:pPr>
-            <w:r>
-              <w:rPr>
-                <w:sz w:val="24"/>
-              </w:rPr>
-              <w:t>VALUES (13,DILAN,MUÑOZ,CALLE123,31762354)</w:t>
+            <w:proofErr w:type="gramStart"/>
+            <w:r>
+              <w:rPr>
+                <w:sz w:val="24"/>
+              </w:rPr>
+              <w:t>socio(</w:t>
+            </w:r>
+            <w:proofErr w:type="gramEnd"/>
+            <w:r>
+              <w:rPr>
+                <w:sz w:val="24"/>
+              </w:rPr>
+              <w:t>SOC_</w:t>
+            </w:r>
+            <w:proofErr w:type="gramStart"/>
+            <w:r>
+              <w:rPr>
+                <w:sz w:val="24"/>
+              </w:rPr>
+              <w:t>NUMERO,SOC</w:t>
+            </w:r>
+            <w:proofErr w:type="gramEnd"/>
+            <w:r>
+              <w:rPr>
+                <w:sz w:val="24"/>
+              </w:rPr>
+              <w:t>_</w:t>
+            </w:r>
+            <w:proofErr w:type="gramStart"/>
+            <w:r>
+              <w:rPr>
+                <w:sz w:val="24"/>
+              </w:rPr>
+              <w:t>NOMBRE,SOC</w:t>
+            </w:r>
+            <w:proofErr w:type="gramEnd"/>
+            <w:r>
+              <w:rPr>
+                <w:sz w:val="24"/>
+              </w:rPr>
+              <w:t>_</w:t>
+            </w:r>
+            <w:proofErr w:type="gramStart"/>
+            <w:r>
+              <w:rPr>
+                <w:sz w:val="24"/>
+              </w:rPr>
+              <w:t>APELLIDO,SOC</w:t>
+            </w:r>
+            <w:proofErr w:type="gramEnd"/>
+            <w:r>
+              <w:rPr>
+                <w:sz w:val="24"/>
+              </w:rPr>
+              <w:t>_</w:t>
+            </w:r>
+            <w:proofErr w:type="gramStart"/>
+            <w:r>
+              <w:rPr>
+                <w:sz w:val="24"/>
+              </w:rPr>
+              <w:t>DIRECCION,SOC</w:t>
+            </w:r>
+            <w:proofErr w:type="gramEnd"/>
+            <w:r>
+              <w:rPr>
+                <w:sz w:val="24"/>
+              </w:rPr>
+              <w:t>_TELEFONO)</w:t>
+            </w:r>
+          </w:p>
+          <w:p>
+            <w:pPr>
+              <w:pStyle w:val="TableParagraph"/>
+              <w:rPr>
+                <w:sz w:val="24"/>
+              </w:rPr>
+            </w:pPr>
+            <w:r>
+              <w:rPr>
+                <w:sz w:val="24"/>
+              </w:rPr>
+              <w:t>VALUES (</w:t>
+            </w:r>
+            <w:proofErr w:type="gramStart"/>
+            <w:r>
+              <w:rPr>
+                <w:sz w:val="24"/>
+              </w:rPr>
+              <w:t>13,DILAN</w:t>
+            </w:r>
+            <w:proofErr w:type="gramEnd"/>
+            <w:r>
+              <w:rPr>
+                <w:sz w:val="24"/>
+              </w:rPr>
+              <w:t>,</w:t>
+            </w:r>
+            <w:proofErr w:type="gramStart"/>
+            <w:r>
+              <w:rPr>
+                <w:sz w:val="24"/>
+              </w:rPr>
+              <w:t>MUÑOZ,CALLE</w:t>
+            </w:r>
+            <w:proofErr w:type="gramEnd"/>
+            <w:r>
+              <w:rPr>
+                <w:sz w:val="24"/>
+              </w:rPr>
+              <w:t>123,31762354)</w:t>
             </w:r>
           </w:p>
         </w:tc>
@@ -3064,6 +3583,7 @@
             </w:pPr>
             <w:r>
               <w:rPr>
+                <w:noProof/>
                 <w:sz w:val="24"/>
               </w:rPr>
               <w:drawing>
@@ -3201,6 +3721,7 @@
             </w:pPr>
             <w:r>
               <w:rPr>
+                <w:noProof/>
                 <w:sz w:val="24"/>
               </w:rPr>
               <w:drawing>
@@ -3355,6 +3876,7 @@
             </w:pPr>
             <w:r>
               <w:rPr>
+                <w:noProof/>
                 <w:sz w:val="24"/>
               </w:rPr>
               <w:drawing>
@@ -3498,6 +4020,7 @@
             </w:pPr>
             <w:r>
               <w:rPr>
+                <w:noProof/>
                 <w:sz w:val="24"/>
               </w:rPr>
               <w:drawing>
@@ -3607,9 +4130,6 @@
         <w:tc>
           <w:tcPr>
             <w:tcW w:w="1767" w:type="dxa"/>
-            <w:tcBorders>
-              <w:bottom w:val="single" w:sz="4" w:space="0" w:color="auto"/>
-            </w:tcBorders>
           </w:tcPr>
           <w:p>
             <w:pPr>
@@ -3640,26 +4160,38 @@
               <w:rPr>
                 <w:sz w:val="24"/>
               </w:rPr>
-              <w:t>libro. Parámetros (idlibro), usar la función integrada DATEDIFF.</w:t>
+              <w:t>libro. Parámetros (</w:t>
+            </w:r>
+            <w:proofErr w:type="spellStart"/>
+            <w:r>
+              <w:rPr>
+                <w:sz w:val="24"/>
+              </w:rPr>
+              <w:t>idlibro</w:t>
+            </w:r>
+            <w:proofErr w:type="spellEnd"/>
+            <w:r>
+              <w:rPr>
+                <w:sz w:val="24"/>
+              </w:rPr>
+              <w:t>), usar la función integrada DATEDIFF.</w:t>
             </w:r>
           </w:p>
         </w:tc>
         <w:tc>
           <w:tcPr>
             <w:tcW w:w="3980" w:type="dxa"/>
-            <w:tcBorders>
-              <w:bottom w:val="single" w:sz="4" w:space="0" w:color="auto"/>
-            </w:tcBorders>
-          </w:tcPr>
-          <w:p>
-            <w:pPr>
-              <w:pStyle w:val="TableParagraph"/>
-              <w:rPr>
-                <w:sz w:val="24"/>
-              </w:rPr>
-            </w:pPr>
-            <w:r>
-              <w:rPr>
+          </w:tcPr>
+          <w:p>
+            <w:pPr>
+              <w:pStyle w:val="TableParagraph"/>
+              <w:rPr>
+                <w:sz w:val="24"/>
+              </w:rPr>
+            </w:pPr>
+            <w:r>
+              <w:rPr>
+                <w:noProof/>
                 <w:sz w:val="24"/>
               </w:rPr>
               <w:drawing>
@@ -3703,6 +4235,519 @@
         <w:tc>
           <w:tcPr>
             <w:tcW w:w="4503" w:type="dxa"/>
+          </w:tcPr>
+          <w:p>
+            <w:pPr>
+              <w:pStyle w:val="TableParagraph"/>
+              <w:ind w:left="106" w:right="-101"/>
+              <w:rPr>
+                <w:rFonts w:ascii="Times New Roman"/>
+                <w:noProof/>
+                <w:sz w:val="20"/>
+              </w:rPr>
+            </w:pPr>
+          </w:p>
+        </w:tc>
+      </w:tr>
+      <w:tr>
+        <w:trPr>
+          <w:trHeight w:val="3034"/>
+        </w:trPr>
+        <w:tc>
+          <w:tcPr>
+            <w:tcW w:w="1767" w:type="dxa"/>
+          </w:tcPr>
+          <w:p>
+            <w:pPr>
+              <w:pStyle w:val="TableParagraph"/>
+              <w:spacing w:line="242" w:lineRule="auto"/>
+              <w:ind w:right="379"/>
+              <w:rPr>
+                <w:sz w:val="24"/>
+              </w:rPr>
+            </w:pPr>
+            <w:r>
+              <w:rPr>
+                <w:sz w:val="24"/>
+              </w:rPr>
+              <w:lastRenderedPageBreak/>
+              <w:t>TRIGGER INSERT</w:t>
+            </w:r>
+          </w:p>
+        </w:tc>
+        <w:tc>
+          <w:tcPr>
+            <w:tcW w:w="3980" w:type="dxa"/>
+          </w:tcPr>
+          <w:p>
+            <w:pPr>
+              <w:pStyle w:val="TableParagraph"/>
+              <w:rPr>
+                <w:noProof/>
+                <w:sz w:val="24"/>
+              </w:rPr>
+            </w:pPr>
+            <w:r>
+              <w:rPr>
+                <w:noProof/>
+                <w:sz w:val="24"/>
+              </w:rPr>
+              <w:t>DROP TRIGGER IF EXISTS INSERT_LIBRO;</w:t>
+            </w:r>
+          </w:p>
+          <w:p>
+            <w:pPr>
+              <w:pStyle w:val="TableParagraph"/>
+              <w:rPr>
+                <w:noProof/>
+                <w:sz w:val="24"/>
+              </w:rPr>
+            </w:pPr>
+            <w:r>
+              <w:rPr>
+                <w:noProof/>
+                <w:sz w:val="24"/>
+              </w:rPr>
+              <w:t>DELIMITER $$</w:t>
+            </w:r>
+          </w:p>
+          <w:p>
+            <w:pPr>
+              <w:pStyle w:val="TableParagraph"/>
+              <w:rPr>
+                <w:noProof/>
+                <w:sz w:val="24"/>
+              </w:rPr>
+            </w:pPr>
+          </w:p>
+          <w:p>
+            <w:pPr>
+              <w:pStyle w:val="TableParagraph"/>
+              <w:rPr>
+                <w:noProof/>
+                <w:sz w:val="24"/>
+              </w:rPr>
+            </w:pPr>
+            <w:r>
+              <w:rPr>
+                <w:noProof/>
+                <w:sz w:val="24"/>
+              </w:rPr>
+              <w:t>CREATE TRIGGER insert_libro</w:t>
+            </w:r>
+          </w:p>
+          <w:p>
+            <w:pPr>
+              <w:pStyle w:val="TableParagraph"/>
+              <w:rPr>
+                <w:noProof/>
+                <w:sz w:val="24"/>
+              </w:rPr>
+            </w:pPr>
+            <w:r>
+              <w:rPr>
+                <w:noProof/>
+                <w:sz w:val="24"/>
+              </w:rPr>
+              <w:t>AFTER INSERT ON libro</w:t>
+            </w:r>
+          </w:p>
+          <w:p>
+            <w:pPr>
+              <w:pStyle w:val="TableParagraph"/>
+              <w:rPr>
+                <w:noProof/>
+                <w:sz w:val="24"/>
+              </w:rPr>
+            </w:pPr>
+            <w:r>
+              <w:rPr>
+                <w:noProof/>
+                <w:sz w:val="24"/>
+              </w:rPr>
+              <w:t>FOR EACH ROW</w:t>
+            </w:r>
+          </w:p>
+          <w:p>
+            <w:pPr>
+              <w:pStyle w:val="TableParagraph"/>
+              <w:rPr>
+                <w:noProof/>
+                <w:sz w:val="24"/>
+              </w:rPr>
+            </w:pPr>
+            <w:r>
+              <w:rPr>
+                <w:noProof/>
+                <w:sz w:val="24"/>
+              </w:rPr>
+              <w:t>BEGIN</w:t>
+            </w:r>
+          </w:p>
+          <w:p>
+            <w:pPr>
+              <w:pStyle w:val="TableParagraph"/>
+              <w:rPr>
+                <w:noProof/>
+                <w:sz w:val="24"/>
+              </w:rPr>
+            </w:pPr>
+            <w:r>
+              <w:rPr>
+                <w:noProof/>
+                <w:sz w:val="24"/>
+              </w:rPr>
+              <w:t xml:space="preserve">    INSERT INTO log_libro(</w:t>
+            </w:r>
+          </w:p>
+          <w:p>
+            <w:pPr>
+              <w:pStyle w:val="TableParagraph"/>
+              <w:rPr>
+                <w:noProof/>
+                <w:sz w:val="24"/>
+              </w:rPr>
+            </w:pPr>
+            <w:r>
+              <w:rPr>
+                <w:noProof/>
+                <w:sz w:val="24"/>
+              </w:rPr>
+              <w:t xml:space="preserve">        LIB_TITULO_N,</w:t>
+            </w:r>
+          </w:p>
+          <w:p>
+            <w:pPr>
+              <w:pStyle w:val="TableParagraph"/>
+              <w:rPr>
+                <w:noProof/>
+                <w:sz w:val="24"/>
+              </w:rPr>
+            </w:pPr>
+            <w:r>
+              <w:rPr>
+                <w:noProof/>
+                <w:sz w:val="24"/>
+              </w:rPr>
+              <w:t xml:space="preserve">        LIB_NUM_PAGINA_N,</w:t>
+            </w:r>
+          </w:p>
+          <w:p>
+            <w:pPr>
+              <w:pStyle w:val="TableParagraph"/>
+              <w:rPr>
+                <w:noProof/>
+                <w:sz w:val="24"/>
+              </w:rPr>
+            </w:pPr>
+            <w:r>
+              <w:rPr>
+                <w:noProof/>
+                <w:sz w:val="24"/>
+              </w:rPr>
+              <w:t xml:space="preserve">        LIB_GENERO_N,</w:t>
+            </w:r>
+          </w:p>
+          <w:p>
+            <w:pPr>
+              <w:pStyle w:val="TableParagraph"/>
+              <w:rPr>
+                <w:noProof/>
+                <w:sz w:val="24"/>
+              </w:rPr>
+            </w:pPr>
+            <w:r>
+              <w:rPr>
+                <w:noProof/>
+                <w:sz w:val="24"/>
+              </w:rPr>
+              <w:t xml:space="preserve">        FECHA,</w:t>
+            </w:r>
+          </w:p>
+          <w:p>
+            <w:pPr>
+              <w:pStyle w:val="TableParagraph"/>
+              <w:rPr>
+                <w:noProof/>
+                <w:sz w:val="24"/>
+              </w:rPr>
+            </w:pPr>
+            <w:r>
+              <w:rPr>
+                <w:noProof/>
+                <w:sz w:val="24"/>
+              </w:rPr>
+              <w:t xml:space="preserve">        USUARIO,</w:t>
+            </w:r>
+          </w:p>
+          <w:p>
+            <w:pPr>
+              <w:pStyle w:val="TableParagraph"/>
+              <w:rPr>
+                <w:noProof/>
+                <w:sz w:val="24"/>
+              </w:rPr>
+            </w:pPr>
+            <w:r>
+              <w:rPr>
+                <w:noProof/>
+                <w:sz w:val="24"/>
+              </w:rPr>
+              <w:t xml:space="preserve">        ACCION</w:t>
+            </w:r>
+          </w:p>
+          <w:p>
+            <w:pPr>
+              <w:pStyle w:val="TableParagraph"/>
+              <w:rPr>
+                <w:noProof/>
+                <w:sz w:val="24"/>
+              </w:rPr>
+            </w:pPr>
+            <w:r>
+              <w:rPr>
+                <w:noProof/>
+                <w:sz w:val="24"/>
+              </w:rPr>
+              <w:t xml:space="preserve">    )</w:t>
+            </w:r>
+          </w:p>
+          <w:p>
+            <w:pPr>
+              <w:pStyle w:val="TableParagraph"/>
+              <w:rPr>
+                <w:noProof/>
+                <w:sz w:val="24"/>
+              </w:rPr>
+            </w:pPr>
+            <w:r>
+              <w:rPr>
+                <w:noProof/>
+                <w:sz w:val="24"/>
+              </w:rPr>
+              <w:t xml:space="preserve">    VALUES(</w:t>
+            </w:r>
+          </w:p>
+          <w:p>
+            <w:pPr>
+              <w:pStyle w:val="TableParagraph"/>
+              <w:rPr>
+                <w:noProof/>
+                <w:sz w:val="24"/>
+              </w:rPr>
+            </w:pPr>
+            <w:r>
+              <w:rPr>
+                <w:noProof/>
+                <w:sz w:val="24"/>
+              </w:rPr>
+              <w:t xml:space="preserve">        NEW.LIB_TITULO,</w:t>
+            </w:r>
+          </w:p>
+          <w:p>
+            <w:pPr>
+              <w:pStyle w:val="TableParagraph"/>
+              <w:rPr>
+                <w:noProof/>
+                <w:sz w:val="24"/>
+              </w:rPr>
+            </w:pPr>
+            <w:r>
+              <w:rPr>
+                <w:noProof/>
+                <w:sz w:val="24"/>
+              </w:rPr>
+              <w:t xml:space="preserve">        NEW.LIB_NUM_PAGINA,</w:t>
+            </w:r>
+          </w:p>
+          <w:p>
+            <w:pPr>
+              <w:pStyle w:val="TableParagraph"/>
+              <w:rPr>
+                <w:noProof/>
+                <w:sz w:val="24"/>
+              </w:rPr>
+            </w:pPr>
+            <w:r>
+              <w:rPr>
+                <w:noProof/>
+                <w:sz w:val="24"/>
+              </w:rPr>
+              <w:t xml:space="preserve">        NEW.LIB_GENERO,</w:t>
+            </w:r>
+          </w:p>
+          <w:p>
+            <w:pPr>
+              <w:pStyle w:val="TableParagraph"/>
+              <w:rPr>
+                <w:noProof/>
+                <w:sz w:val="24"/>
+              </w:rPr>
+            </w:pPr>
+            <w:r>
+              <w:rPr>
+                <w:noProof/>
+                <w:sz w:val="24"/>
+              </w:rPr>
+              <w:t xml:space="preserve">        NOW(),</w:t>
+            </w:r>
+          </w:p>
+          <w:p>
+            <w:pPr>
+              <w:pStyle w:val="TableParagraph"/>
+              <w:rPr>
+                <w:noProof/>
+                <w:sz w:val="24"/>
+              </w:rPr>
+            </w:pPr>
+            <w:r>
+              <w:rPr>
+                <w:noProof/>
+                <w:sz w:val="24"/>
+              </w:rPr>
+              <w:t xml:space="preserve">        USER(),</w:t>
+            </w:r>
+          </w:p>
+          <w:p>
+            <w:pPr>
+              <w:pStyle w:val="TableParagraph"/>
+              <w:rPr>
+                <w:noProof/>
+                <w:sz w:val="24"/>
+              </w:rPr>
+            </w:pPr>
+            <w:r>
+              <w:rPr>
+                <w:noProof/>
+                <w:sz w:val="24"/>
+              </w:rPr>
+              <w:t xml:space="preserve">        'SE INSERTÓ UN LIBRO'</w:t>
+            </w:r>
+          </w:p>
+          <w:p>
+            <w:pPr>
+              <w:pStyle w:val="TableParagraph"/>
+              <w:rPr>
+                <w:noProof/>
+                <w:sz w:val="24"/>
+              </w:rPr>
+            </w:pPr>
+            <w:r>
+              <w:rPr>
+                <w:noProof/>
+                <w:sz w:val="24"/>
+              </w:rPr>
+              <w:t xml:space="preserve">    );</w:t>
+            </w:r>
+          </w:p>
+          <w:p>
+            <w:pPr>
+              <w:pStyle w:val="TableParagraph"/>
+              <w:rPr>
+                <w:noProof/>
+                <w:sz w:val="24"/>
+              </w:rPr>
+            </w:pPr>
+            <w:r>
+              <w:rPr>
+                <w:noProof/>
+                <w:sz w:val="24"/>
+              </w:rPr>
+              <w:t>END$$</w:t>
+            </w:r>
+          </w:p>
+          <w:p>
+            <w:pPr>
+              <w:pStyle w:val="TableParagraph"/>
+              <w:rPr>
+                <w:noProof/>
+                <w:sz w:val="24"/>
+              </w:rPr>
+            </w:pPr>
+          </w:p>
+          <w:p>
+            <w:pPr>
+              <w:pStyle w:val="TableParagraph"/>
+              <w:rPr>
+                <w:noProof/>
+                <w:sz w:val="24"/>
+              </w:rPr>
+            </w:pPr>
+            <w:r>
+              <w:rPr>
+                <w:noProof/>
+                <w:sz w:val="24"/>
+              </w:rPr>
+              <w:t>DELIMITER ;</w:t>
+            </w:r>
+          </w:p>
+        </w:tc>
+        <w:tc>
+          <w:tcPr>
+            <w:tcW w:w="4503" w:type="dxa"/>
+          </w:tcPr>
+          <w:p>
+            <w:pPr>
+              <w:pStyle w:val="TableParagraph"/>
+              <w:ind w:left="106" w:right="-101"/>
+              <w:rPr>
+                <w:rFonts w:ascii="Times New Roman"/>
+                <w:noProof/>
+                <w:sz w:val="20"/>
+              </w:rPr>
+            </w:pPr>
+            <w:r>
+              <w:rPr>
+                <w:rFonts w:ascii="Times New Roman"/>
+                <w:noProof/>
+                <w:sz w:val="20"/>
+              </w:rPr>
+              <w:drawing>
+                <wp:inline distT="0" distB="0" distL="0" distR="0" wp14:anchorId="6AC14BDD" wp14:editId="33DE4A6A">
+                  <wp:extent cx="2778994" cy="552450"/>
+                  <wp:effectExtent l="0" t="0" r="2540" b="0"/>
+                  <wp:docPr id="1307694135" name="Imagen 1"/>
+                  <wp:cNvGraphicFramePr>
+                    <a:graphicFrameLocks xmlns:a="http://schemas.openxmlformats.org/drawingml/2006/main" noChangeAspect="1"/>
+                  </wp:cNvGraphicFramePr>
+                  <a:graphic xmlns:a="http://schemas.openxmlformats.org/drawingml/2006/main">
+                    <a:graphicData uri="http://schemas.openxmlformats.org/drawingml/2006/picture">
+                      <pic:pic xmlns:pic="http://schemas.openxmlformats.org/drawingml/2006/picture">
+                        <pic:nvPicPr>
+                          <pic:cNvPr id="1307694135" name=""/>
+                          <pic:cNvPicPr/>
+                        </pic:nvPicPr>
+                        <pic:blipFill>
+                          <a:blip r:embed="rId36"/>
+                          <a:stretch>
+                            <a:fillRect/>
+                          </a:stretch>
+                        </pic:blipFill>
+                        <pic:spPr>
+                          <a:xfrm>
+                            <a:off x="0" y="0"/>
+                            <a:ext cx="2798118" cy="556252"/>
+                          </a:xfrm>
+                          <a:prstGeom prst="rect">
+                            <a:avLst/>
+                          </a:prstGeom>
+                        </pic:spPr>
+                      </pic:pic>
+                    </a:graphicData>
+                  </a:graphic>
+                </wp:inline>
+              </w:drawing>
+            </w:r>
+          </w:p>
+        </w:tc>
+      </w:tr>
+      <w:tr>
+        <w:trPr>
+          <w:trHeight w:val="3034"/>
+        </w:trPr>
+        <w:tc>
+          <w:tcPr>
+            <w:tcW w:w="1767" w:type="dxa"/>
             <w:tcBorders>
               <w:bottom w:val="single" w:sz="4" w:space="0" w:color="auto"/>
             </w:tcBorders>
@@ -3710,6 +4755,88 @@
           <w:p>
             <w:pPr>
               <w:pStyle w:val="TableParagraph"/>
+              <w:spacing w:line="242" w:lineRule="auto"/>
+              <w:ind w:right="379"/>
+              <w:rPr>
+                <w:sz w:val="24"/>
+              </w:rPr>
+            </w:pPr>
+            <w:r>
+              <w:rPr>
+                <w:sz w:val="24"/>
+              </w:rPr>
+              <w:t>TRIGGER UPDATE</w:t>
+            </w:r>
+          </w:p>
+        </w:tc>
+        <w:tc>
+          <w:tcPr>
+            <w:tcW w:w="3980" w:type="dxa"/>
+            <w:tcBorders>
+              <w:bottom w:val="single" w:sz="4" w:space="0" w:color="auto"/>
+            </w:tcBorders>
+          </w:tcPr>
+          <w:p>
+            <w:pPr>
+              <w:pStyle w:val="TableParagraph"/>
+              <w:rPr>
+                <w:noProof/>
+                <w:sz w:val="24"/>
+              </w:rPr>
+            </w:pPr>
+            <w:r>
+              <w:rPr>
+                <w:noProof/>
+                <w:sz w:val="24"/>
+              </w:rPr>
+              <w:drawing>
+                <wp:inline distT="0" distB="0" distL="0" distR="0" wp14:anchorId="3F7877A7" wp14:editId="0B9329F9">
+                  <wp:extent cx="2520950" cy="631825"/>
+                  <wp:effectExtent l="0" t="0" r="0" b="0"/>
+                  <wp:docPr id="1470492607" name="Imagen 1"/>
+                  <wp:cNvGraphicFramePr>
+                    <a:graphicFrameLocks xmlns:a="http://schemas.openxmlformats.org/drawingml/2006/main" noChangeAspect="1"/>
+                  </wp:cNvGraphicFramePr>
+                  <a:graphic xmlns:a="http://schemas.openxmlformats.org/drawingml/2006/main">
+                    <a:graphicData uri="http://schemas.openxmlformats.org/drawingml/2006/picture">
+                      <pic:pic xmlns:pic="http://schemas.openxmlformats.org/drawingml/2006/picture">
+                        <pic:nvPicPr>
+                          <pic:cNvPr id="1470492607" name=""/>
+                          <pic:cNvPicPr/>
+                        </pic:nvPicPr>
+                        <pic:blipFill>
+                          <a:blip r:embed="rId37"/>
+                          <a:stretch>
+                            <a:fillRect/>
+                          </a:stretch>
+                        </pic:blipFill>
+                        <pic:spPr>
+                          <a:xfrm>
+                            <a:off x="0" y="0"/>
+                            <a:ext cx="2520950" cy="631825"/>
+                          </a:xfrm>
+                          <a:prstGeom prst="rect">
+                            <a:avLst/>
+                          </a:prstGeom>
+                        </pic:spPr>
+                      </pic:pic>
+                    </a:graphicData>
+                  </a:graphic>
+                </wp:inline>
+              </w:drawing>
+            </w:r>
+          </w:p>
+        </w:tc>
+        <w:tc>
+          <w:tcPr>
+            <w:tcW w:w="4503" w:type="dxa"/>
+            <w:tcBorders>
+              <w:bottom w:val="single" w:sz="4" w:space="0" w:color="auto"/>
+            </w:tcBorders>
+          </w:tcPr>
+          <w:p>
+            <w:pPr>
+              <w:pStyle w:val="TableParagraph"/>
               <w:ind w:left="106" w:right="-101"/>
               <w:rPr>
                 <w:rFonts w:ascii="Times New Roman"/>
@@ -3717,6 +4844,61 @@
                 <w:sz w:val="20"/>
               </w:rPr>
             </w:pPr>
+            <w:r>
+              <w:rPr>
+                <w:rFonts w:ascii="Times New Roman"/>
+                <w:noProof/>
+                <w:sz w:val="20"/>
+              </w:rPr>
+              <w:drawing>
+                <wp:inline distT="0" distB="0" distL="0" distR="0" wp14:anchorId="1CF25C7E" wp14:editId="55F0C93F">
+                  <wp:extent cx="2853055" cy="645160"/>
+                  <wp:effectExtent l="0" t="0" r="4445" b="2540"/>
+                  <wp:docPr id="943886292" name="Imagen 1"/>
+                  <wp:cNvGraphicFramePr>
+                    <a:graphicFrameLocks xmlns:a="http://schemas.openxmlformats.org/drawingml/2006/main" noChangeAspect="1"/>
+                  </wp:cNvGraphicFramePr>
+                  <a:graphic xmlns:a="http://schemas.openxmlformats.org/drawingml/2006/main">
+                    <a:graphicData uri="http://schemas.openxmlformats.org/drawingml/2006/picture">
+                      <pic:pic xmlns:pic="http://schemas.openxmlformats.org/drawingml/2006/picture">
+                        <pic:nvPicPr>
+                          <pic:cNvPr id="0" name="Picture 1"/>
+                          <pic:cNvPicPr>
+                            <a:picLocks noChangeAspect="1" noChangeArrowheads="1"/>
+                          </pic:cNvPicPr>
+                        </pic:nvPicPr>
+                        <pic:blipFill>
+                          <a:blip r:embed="rId38" cstate="print">
+                            <a:extLst>
+                              <a:ext uri="{28A0092B-C50C-407E-A947-70E740481C1C}">
+                                <a14:useLocalDpi xmlns:a14="http://schemas.microsoft.com/office/drawing/2010/main" val="0"/>
+                              </a:ext>
+                            </a:extLst>
+                          </a:blip>
+                          <a:srcRect/>
+                          <a:stretch>
+                            <a:fillRect/>
+                          </a:stretch>
+                        </pic:blipFill>
+                        <pic:spPr bwMode="auto">
+                          <a:xfrm>
+                            <a:off x="0" y="0"/>
+                            <a:ext cx="2853055" cy="645160"/>
+                          </a:xfrm>
+                          <a:prstGeom prst="rect">
+                            <a:avLst/>
+                          </a:prstGeom>
+                          <a:noFill/>
+                          <a:ln>
+                            <a:noFill/>
+                          </a:ln>
+                        </pic:spPr>
+                      </pic:pic>
+                    </a:graphicData>
+                  </a:graphic>
+                </wp:inline>
+              </w:drawing>
+            </w:r>
           </w:p>
         </w:tc>
       </w:tr>
